--- a/DOCS/POST-HUB_архитектура-и-правила.docx
+++ b/DOCS/POST-HUB_архитектура-и-правила.docx
@@ -2249,7 +2249,7 @@
       <w:r>
         <w:drawing>
           <wp:inline distT="0" distB="0" distL="0" distR="0">
-            <wp:extent cx="6096000" cy="3314700"/>
+            <wp:extent cx="6096000" cy="3505200"/>
             <wp:effectExtent t="0" r="0" b="0" l="0"/>
             <wp:docPr id="1" name="" descr="" title=""/>
             <wp:cNvGraphicFramePr>
@@ -2274,7 +2274,7 @@
                   <pic:spPr bwMode="auto">
                     <a:xfrm>
                       <a:off x="0" y="0"/>
-                      <a:ext cx="6096000" cy="3314700"/>
+                      <a:ext cx="6096000" cy="3505200"/>
                     </a:xfrm>
                     <a:prstGeom prst="rect">
                       <a:avLst/>
@@ -2359,7 +2359,7 @@
           <w:sz w:val="18"/>
           <w:szCs w:val="18"/>
         </w:rPr>
-        <w:t xml:space="preserve">├── CONTROL/                 пульт (раздел 9)</w:t>
+        <w:t xml:space="preserve">├── CONTROL/                 пульт (раздел 9), VIDEO-RULES.md — общие правила роликов</w:t>
       </w:r>
     </w:p>
     <w:p>
@@ -2392,6 +2392,38 @@
           <w:szCs w:val="18"/>
         </w:rPr>
         <w:t xml:space="preserve">│   ├── RULES.md             правила проекта</w:t>
+      </w:r>
+    </w:p>
+    <w:p>
+      <w:pPr>
+        <w:shd w:fill="F4F6F9" w:color="auto" w:val="clear"/>
+        <w:spacing w:after="0" w:line="260"/>
+        <w:ind w:left="140"/>
+      </w:pPr>
+      <w:r>
+        <w:rPr>
+          <w:rFonts w:ascii="Courier New" w:cs="Courier New" w:eastAsia="Courier New" w:hAnsi="Courier New"/>
+          <w:color w:val="1D2030"/>
+          <w:sz w:val="18"/>
+          <w:szCs w:val="18"/>
+        </w:rPr>
+        <w:t xml:space="preserve">│   ├── VIDEO.md             стиль роликов проекта</w:t>
+      </w:r>
+    </w:p>
+    <w:p>
+      <w:pPr>
+        <w:shd w:fill="F4F6F9" w:color="auto" w:val="clear"/>
+        <w:spacing w:after="0" w:line="260"/>
+        <w:ind w:left="140"/>
+      </w:pPr>
+      <w:r>
+        <w:rPr>
+          <w:rFonts w:ascii="Courier New" w:cs="Courier New" w:eastAsia="Courier New" w:hAnsi="Courier New"/>
+          <w:color w:val="1D2030"/>
+          <w:sz w:val="18"/>
+          <w:szCs w:val="18"/>
+        </w:rPr>
+        <w:t xml:space="preserve">│   ├── BRAND/               BRAND.md, LOGO/, FONTS/, MASCOT/ (у Aura), TEMPLATES/</w:t>
       </w:r>
     </w:p>
     <w:p>
@@ -3356,7 +3388,7 @@
       <w:r>
         <w:drawing>
           <wp:inline distT="0" distB="0" distL="0" distR="0">
-            <wp:extent cx="6096000" cy="2571750"/>
+            <wp:extent cx="6096000" cy="2581275"/>
             <wp:effectExtent t="0" r="0" b="0" l="0"/>
             <wp:docPr id="1" name="" descr="" title=""/>
             <wp:cNvGraphicFramePr>
@@ -3381,7 +3413,7 @@
                   <pic:spPr bwMode="auto">
                     <a:xfrm>
                       <a:off x="0" y="0"/>
-                      <a:ext cx="6096000" cy="2571750"/>
+                      <a:ext cx="6096000" cy="2581275"/>
                     </a:xfrm>
                     <a:prstGeom prst="rect">
                       <a:avLst/>
@@ -4733,7 +4765,7 @@
                 <w:sz w:val="19"/>
                 <w:szCs w:val="19"/>
               </w:rPr>
-              <w:t xml:space="preserve">О проекте и аудитория, тон и голос, темы и запреты, куда ведём читателя, стиль фото и видео, связь контента разных сетей</w:t>
+              <w:t xml:space="preserve">О проекте и аудитория, тон и голос, темы, факты и источники, ссылки, запреты, связь контента разных сетей, вопросы на согласование</w:t>
             </w:r>
           </w:p>
         </w:tc>
@@ -4768,6 +4800,210 @@
                 <w:sz w:val="19"/>
                 <w:szCs w:val="19"/>
               </w:rPr>
+              <w:t xml:space="preserve">&lt;ПРОЕКТ&gt;/BRAND/BRAND.md</w:t>
+            </w:r>
+          </w:p>
+        </w:tc>
+        <w:tc>
+          <w:tcPr>
+            <w:tcW w:type="dxa" w:w="6438"/>
+            <w:tcBorders>
+              <w:top w:val="single" w:color="D7DFEB" w:sz="4"/>
+              <w:left w:val="single" w:color="D7DFEB" w:sz="4"/>
+              <w:bottom w:val="single" w:color="D7DFEB" w:sz="4"/>
+              <w:right w:val="single" w:color="D7DFEB" w:sz="4"/>
+            </w:tcBorders>
+            <w:tcMar>
+              <w:top w:type="dxa" w:w="70"/>
+              <w:left w:type="dxa" w:w="110"/>
+              <w:bottom w:type="dxa" w:w="70"/>
+              <w:right w:type="dxa" w:w="110"/>
+            </w:tcMar>
+          </w:tcPr>
+          <w:p>
+            <w:pPr>
+              <w:spacing w:after="20" w:line="270"/>
+            </w:pPr>
+            <w:r>
+              <w:rPr>
+                <w:rFonts w:ascii="Arial" w:cs="Arial" w:eastAsia="Arial" w:hAnsi="Arial"/>
+                <w:b w:val="false"/>
+                <w:bCs w:val="false"/>
+                <w:color w:val="1D2030"/>
+                <w:sz w:val="19"/>
+                <w:szCs w:val="19"/>
+              </w:rPr>
+              <w:t xml:space="preserve">Брендбук: палитра, шрифты, формы, логотип, правила фото и картинок (действует вместе с RULES.md проекта)</w:t>
+            </w:r>
+          </w:p>
+        </w:tc>
+      </w:tr>
+      <w:tr>
+        <w:tc>
+          <w:tcPr>
+            <w:tcW w:type="dxa" w:w="3200"/>
+            <w:tcBorders>
+              <w:top w:val="single" w:color="D7DFEB" w:sz="4"/>
+              <w:left w:val="single" w:color="D7DFEB" w:sz="4"/>
+              <w:bottom w:val="single" w:color="D7DFEB" w:sz="4"/>
+              <w:right w:val="single" w:color="D7DFEB" w:sz="4"/>
+            </w:tcBorders>
+            <w:tcMar>
+              <w:top w:type="dxa" w:w="70"/>
+              <w:left w:type="dxa" w:w="110"/>
+              <w:bottom w:type="dxa" w:w="70"/>
+              <w:right w:type="dxa" w:w="110"/>
+            </w:tcMar>
+          </w:tcPr>
+          <w:p>
+            <w:pPr>
+              <w:spacing w:after="20" w:line="270"/>
+            </w:pPr>
+            <w:r>
+              <w:rPr>
+                <w:rFonts w:ascii="Arial" w:cs="Arial" w:eastAsia="Arial" w:hAnsi="Arial"/>
+                <w:b w:val="false"/>
+                <w:bCs w:val="false"/>
+                <w:color w:val="1D2030"/>
+                <w:sz w:val="19"/>
+                <w:szCs w:val="19"/>
+              </w:rPr>
+              <w:t xml:space="preserve">&lt;ПРОЕКТ&gt;/VIDEO.md</w:t>
+            </w:r>
+          </w:p>
+        </w:tc>
+        <w:tc>
+          <w:tcPr>
+            <w:tcW w:type="dxa" w:w="6438"/>
+            <w:tcBorders>
+              <w:top w:val="single" w:color="D7DFEB" w:sz="4"/>
+              <w:left w:val="single" w:color="D7DFEB" w:sz="4"/>
+              <w:bottom w:val="single" w:color="D7DFEB" w:sz="4"/>
+              <w:right w:val="single" w:color="D7DFEB" w:sz="4"/>
+            </w:tcBorders>
+            <w:tcMar>
+              <w:top w:type="dxa" w:w="70"/>
+              <w:left w:type="dxa" w:w="110"/>
+              <w:bottom w:type="dxa" w:w="70"/>
+              <w:right w:type="dxa" w:w="110"/>
+            </w:tcMar>
+          </w:tcPr>
+          <w:p>
+            <w:pPr>
+              <w:spacing w:after="20" w:line="270"/>
+            </w:pPr>
+            <w:r>
+              <w:rPr>
+                <w:rFonts w:ascii="Arial" w:cs="Arial" w:eastAsia="Arial" w:hAnsi="Arial"/>
+                <w:b w:val="false"/>
+                <w:bCs w:val="false"/>
+                <w:color w:val="1D2030"/>
+                <w:sz w:val="19"/>
+                <w:szCs w:val="19"/>
+              </w:rPr>
+              <w:t xml:space="preserve">Стиль роликов проекта: шаблон, эффекты, логотип в кадре, финал</w:t>
+            </w:r>
+          </w:p>
+        </w:tc>
+      </w:tr>
+      <w:tr>
+        <w:tc>
+          <w:tcPr>
+            <w:tcW w:type="dxa" w:w="3200"/>
+            <w:tcBorders>
+              <w:top w:val="single" w:color="D7DFEB" w:sz="4"/>
+              <w:left w:val="single" w:color="D7DFEB" w:sz="4"/>
+              <w:bottom w:val="single" w:color="D7DFEB" w:sz="4"/>
+              <w:right w:val="single" w:color="D7DFEB" w:sz="4"/>
+            </w:tcBorders>
+            <w:tcMar>
+              <w:top w:type="dxa" w:w="70"/>
+              <w:left w:type="dxa" w:w="110"/>
+              <w:bottom w:type="dxa" w:w="70"/>
+              <w:right w:type="dxa" w:w="110"/>
+            </w:tcMar>
+          </w:tcPr>
+          <w:p>
+            <w:pPr>
+              <w:spacing w:after="20" w:line="270"/>
+            </w:pPr>
+            <w:r>
+              <w:rPr>
+                <w:rFonts w:ascii="Arial" w:cs="Arial" w:eastAsia="Arial" w:hAnsi="Arial"/>
+                <w:b w:val="false"/>
+                <w:bCs w:val="false"/>
+                <w:color w:val="1D2030"/>
+                <w:sz w:val="19"/>
+                <w:szCs w:val="19"/>
+              </w:rPr>
+              <w:t xml:space="preserve">CONTROL/VIDEO-RULES.md</w:t>
+            </w:r>
+          </w:p>
+        </w:tc>
+        <w:tc>
+          <w:tcPr>
+            <w:tcW w:type="dxa" w:w="6438"/>
+            <w:tcBorders>
+              <w:top w:val="single" w:color="D7DFEB" w:sz="4"/>
+              <w:left w:val="single" w:color="D7DFEB" w:sz="4"/>
+              <w:bottom w:val="single" w:color="D7DFEB" w:sz="4"/>
+              <w:right w:val="single" w:color="D7DFEB" w:sz="4"/>
+            </w:tcBorders>
+            <w:tcMar>
+              <w:top w:type="dxa" w:w="70"/>
+              <w:left w:type="dxa" w:w="110"/>
+              <w:bottom w:type="dxa" w:w="70"/>
+              <w:right w:type="dxa" w:w="110"/>
+            </w:tcMar>
+          </w:tcPr>
+          <w:p>
+            <w:pPr>
+              <w:spacing w:after="20" w:line="270"/>
+            </w:pPr>
+            <w:r>
+              <w:rPr>
+                <w:rFonts w:ascii="Arial" w:cs="Arial" w:eastAsia="Arial" w:hAnsi="Arial"/>
+                <w:b w:val="false"/>
+                <w:bCs w:val="false"/>
+                <w:color w:val="1D2030"/>
+                <w:sz w:val="19"/>
+                <w:szCs w:val="19"/>
+              </w:rPr>
+              <w:t xml:space="preserve">Общие правила роликов: где делаются, форматы, безопасная зона, звук, порядок работы, чек-лист</w:t>
+            </w:r>
+          </w:p>
+        </w:tc>
+      </w:tr>
+      <w:tr>
+        <w:tc>
+          <w:tcPr>
+            <w:tcW w:type="dxa" w:w="3200"/>
+            <w:tcBorders>
+              <w:top w:val="single" w:color="D7DFEB" w:sz="4"/>
+              <w:left w:val="single" w:color="D7DFEB" w:sz="4"/>
+              <w:bottom w:val="single" w:color="D7DFEB" w:sz="4"/>
+              <w:right w:val="single" w:color="D7DFEB" w:sz="4"/>
+            </w:tcBorders>
+            <w:tcMar>
+              <w:top w:type="dxa" w:w="70"/>
+              <w:left w:type="dxa" w:w="110"/>
+              <w:bottom w:type="dxa" w:w="70"/>
+              <w:right w:type="dxa" w:w="110"/>
+            </w:tcMar>
+          </w:tcPr>
+          <w:p>
+            <w:pPr>
+              <w:spacing w:after="20" w:line="270"/>
+            </w:pPr>
+            <w:r>
+              <w:rPr>
+                <w:rFonts w:ascii="Arial" w:cs="Arial" w:eastAsia="Arial" w:hAnsi="Arial"/>
+                <w:b w:val="false"/>
+                <w:bCs w:val="false"/>
+                <w:color w:val="1D2030"/>
+                <w:sz w:val="19"/>
+                <w:szCs w:val="19"/>
+              </w:rPr>
               <w:t xml:space="preserve">CONTROL/AGENT.md</w:t>
             </w:r>
           </w:p>
@@ -4811,6 +5047,20 @@
       <w:pPr>
         <w:spacing w:after="120"/>
       </w:pPr>
+    </w:p>
+    <w:p>
+      <w:pPr>
+        <w:spacing w:after="120" w:line="300"/>
+      </w:pPr>
+      <w:r>
+        <w:rPr>
+          <w:rFonts w:ascii="Arial" w:cs="Arial" w:eastAsia="Arial" w:hAnsi="Arial"/>
+          <w:color w:val="1D2030"/>
+          <w:sz w:val="22"/>
+          <w:szCs w:val="22"/>
+        </w:rPr>
+        <w:t xml:space="preserve">Для роликов действует свой порядок: VIDEO.md проекта главнее CONTROL/VIDEO-RULES.md. Перед постом агент читает правила проекта и сети, перед картинкой — брендбук, перед роликом — оба файла о роликах.</w:t>
+      </w:r>
     </w:p>
     <w:p>
       <w:pPr>
@@ -4828,8 +5078,467 @@
           <w:sz w:val="21"/>
           <w:szCs w:val="21"/>
         </w:rPr>
-        <w:t xml:space="preserve">Сейчас в RULES.md заполнены только известные особенности сетей; разделы с пометкой «[заполним вместе]» заполняются вместе с владельцем.</w:t>
-      </w:r>
+        <w:t xml:space="preserve">Правила проектов собраны 10.10.2026 из действующих репозиториев (редполитика, правила сайтов, VIDEO-HUB) и помечены «Черновик на согласовании». У каждого пункта указан источник. Пункты из раздела «Вопросы на согласование» не окончательные, пока владелец их не утвердил.</w:t>
+      </w:r>
+    </w:p>
+    <w:p>
+      <w:pPr>
+        <w:pStyle w:val="Heading2"/>
+        <w:spacing w:after="120" w:before="240"/>
+      </w:pPr>
+      <w:r>
+        <w:rPr>
+          <w:rFonts w:ascii="Arial" w:cs="Arial" w:eastAsia="Arial" w:hAnsi="Arial"/>
+        </w:rPr>
+        <w:t xml:space="preserve">Бренд и ролики проектов</w:t>
+      </w:r>
+    </w:p>
+    <w:p>
+      <w:pPr>
+        <w:spacing w:after="120" w:line="300"/>
+      </w:pPr>
+      <w:r>
+        <w:rPr>
+          <w:rFonts w:ascii="Arial" w:cs="Arial" w:eastAsia="Arial" w:hAnsi="Arial"/>
+          <w:color w:val="1D2030"/>
+          <w:sz w:val="22"/>
+          <w:szCs w:val="22"/>
+        </w:rPr>
+        <w:t xml:space="preserve">Решение владельца: сайт строгий, ролики ярче. Ролики всех проектов делаются в репозитории VIDEO-HUB (Remotion), готовые кладутся в VIDEO/ нужной сети.</w:t>
+      </w:r>
+    </w:p>
+    <w:tbl>
+      <w:tblPr>
+        <w:tblW w:type="dxa" w:w="9638"/>
+        <w:tblBorders>
+          <w:top w:val="single" w:color="auto" w:sz="4"/>
+          <w:left w:val="single" w:color="auto" w:sz="4"/>
+          <w:bottom w:val="single" w:color="auto" w:sz="4"/>
+          <w:right w:val="single" w:color="auto" w:sz="4"/>
+          <w:insideH w:val="single" w:color="auto" w:sz="4"/>
+          <w:insideV w:val="single" w:color="auto" w:sz="4"/>
+        </w:tblBorders>
+      </w:tblPr>
+      <w:tblGrid>
+        <w:gridCol w:w="1700"/>
+        <w:gridCol w:w="3969"/>
+        <w:gridCol w:w="3969"/>
+      </w:tblGrid>
+      <w:tr>
+        <w:trPr>
+          <w:tblHeader/>
+        </w:trPr>
+        <w:tc>
+          <w:tcPr>
+            <w:tcW w:type="dxa" w:w="1700"/>
+            <w:tcBorders>
+              <w:top w:val="single" w:color="D7DFEB" w:sz="4"/>
+              <w:left w:val="single" w:color="D7DFEB" w:sz="4"/>
+              <w:bottom w:val="single" w:color="D7DFEB" w:sz="4"/>
+              <w:right w:val="single" w:color="D7DFEB" w:sz="4"/>
+            </w:tcBorders>
+            <w:shd w:fill="EAF2FE" w:color="auto" w:val="clear"/>
+            <w:tcMar>
+              <w:top w:type="dxa" w:w="70"/>
+              <w:left w:type="dxa" w:w="110"/>
+              <w:bottom w:type="dxa" w:w="70"/>
+              <w:right w:type="dxa" w:w="110"/>
+            </w:tcMar>
+          </w:tcPr>
+          <w:p>
+            <w:pPr>
+              <w:spacing w:after="20" w:line="270"/>
+            </w:pPr>
+            <w:r>
+              <w:rPr>
+                <w:rFonts w:ascii="Arial" w:cs="Arial" w:eastAsia="Arial" w:hAnsi="Arial"/>
+                <w:b/>
+                <w:bCs/>
+                <w:color w:val="1A73E8"/>
+                <w:sz w:val="19"/>
+                <w:szCs w:val="19"/>
+              </w:rPr>
+              <w:t xml:space="preserve">Проект</w:t>
+            </w:r>
+          </w:p>
+        </w:tc>
+        <w:tc>
+          <w:tcPr>
+            <w:tcW w:type="dxa" w:w="3969"/>
+            <w:tcBorders>
+              <w:top w:val="single" w:color="D7DFEB" w:sz="4"/>
+              <w:left w:val="single" w:color="D7DFEB" w:sz="4"/>
+              <w:bottom w:val="single" w:color="D7DFEB" w:sz="4"/>
+              <w:right w:val="single" w:color="D7DFEB" w:sz="4"/>
+            </w:tcBorders>
+            <w:shd w:fill="EAF2FE" w:color="auto" w:val="clear"/>
+            <w:tcMar>
+              <w:top w:type="dxa" w:w="70"/>
+              <w:left w:type="dxa" w:w="110"/>
+              <w:bottom w:type="dxa" w:w="70"/>
+              <w:right w:type="dxa" w:w="110"/>
+            </w:tcMar>
+          </w:tcPr>
+          <w:p>
+            <w:pPr>
+              <w:spacing w:after="20" w:line="270"/>
+            </w:pPr>
+            <w:r>
+              <w:rPr>
+                <w:rFonts w:ascii="Arial" w:cs="Arial" w:eastAsia="Arial" w:hAnsi="Arial"/>
+                <w:b/>
+                <w:bCs/>
+                <w:color w:val="1A73E8"/>
+                <w:sz w:val="19"/>
+                <w:szCs w:val="19"/>
+              </w:rPr>
+              <w:t xml:space="preserve">Сайт и картинки</w:t>
+            </w:r>
+          </w:p>
+        </w:tc>
+        <w:tc>
+          <w:tcPr>
+            <w:tcW w:type="dxa" w:w="3969"/>
+            <w:tcBorders>
+              <w:top w:val="single" w:color="D7DFEB" w:sz="4"/>
+              <w:left w:val="single" w:color="D7DFEB" w:sz="4"/>
+              <w:bottom w:val="single" w:color="D7DFEB" w:sz="4"/>
+              <w:right w:val="single" w:color="D7DFEB" w:sz="4"/>
+            </w:tcBorders>
+            <w:shd w:fill="EAF2FE" w:color="auto" w:val="clear"/>
+            <w:tcMar>
+              <w:top w:type="dxa" w:w="70"/>
+              <w:left w:type="dxa" w:w="110"/>
+              <w:bottom w:type="dxa" w:w="70"/>
+              <w:right w:type="dxa" w:w="110"/>
+            </w:tcMar>
+          </w:tcPr>
+          <w:p>
+            <w:pPr>
+              <w:spacing w:after="20" w:line="270"/>
+            </w:pPr>
+            <w:r>
+              <w:rPr>
+                <w:rFonts w:ascii="Arial" w:cs="Arial" w:eastAsia="Arial" w:hAnsi="Arial"/>
+                <w:b/>
+                <w:bCs/>
+                <w:color w:val="1A73E8"/>
+                <w:sz w:val="19"/>
+                <w:szCs w:val="19"/>
+              </w:rPr>
+              <w:t xml:space="preserve">Ролики</w:t>
+            </w:r>
+          </w:p>
+        </w:tc>
+      </w:tr>
+      <w:tr>
+        <w:tc>
+          <w:tcPr>
+            <w:tcW w:type="dxa" w:w="1700"/>
+            <w:tcBorders>
+              <w:top w:val="single" w:color="D7DFEB" w:sz="4"/>
+              <w:left w:val="single" w:color="D7DFEB" w:sz="4"/>
+              <w:bottom w:val="single" w:color="D7DFEB" w:sz="4"/>
+              <w:right w:val="single" w:color="D7DFEB" w:sz="4"/>
+            </w:tcBorders>
+            <w:tcMar>
+              <w:top w:type="dxa" w:w="70"/>
+              <w:left w:type="dxa" w:w="110"/>
+              <w:bottom w:type="dxa" w:w="70"/>
+              <w:right w:type="dxa" w:w="110"/>
+            </w:tcMar>
+          </w:tcPr>
+          <w:p>
+            <w:pPr>
+              <w:spacing w:after="20" w:line="270"/>
+            </w:pPr>
+            <w:r>
+              <w:rPr>
+                <w:rFonts w:ascii="Arial" w:cs="Arial" w:eastAsia="Arial" w:hAnsi="Arial"/>
+                <w:b w:val="false"/>
+                <w:bCs w:val="false"/>
+                <w:color w:val="1D2030"/>
+                <w:sz w:val="19"/>
+                <w:szCs w:val="19"/>
+              </w:rPr>
+              <w:t xml:space="preserve">AURA</w:t>
+            </w:r>
+          </w:p>
+        </w:tc>
+        <w:tc>
+          <w:tcPr>
+            <w:tcW w:type="dxa" w:w="3969"/>
+            <w:tcBorders>
+              <w:top w:val="single" w:color="D7DFEB" w:sz="4"/>
+              <w:left w:val="single" w:color="D7DFEB" w:sz="4"/>
+              <w:bottom w:val="single" w:color="D7DFEB" w:sz="4"/>
+              <w:right w:val="single" w:color="D7DFEB" w:sz="4"/>
+            </w:tcBorders>
+            <w:tcMar>
+              <w:top w:type="dxa" w:w="70"/>
+              <w:left w:type="dxa" w:w="110"/>
+              <w:bottom w:type="dxa" w:w="70"/>
+              <w:right w:type="dxa" w:w="110"/>
+            </w:tcMar>
+          </w:tcPr>
+          <w:p>
+            <w:pPr>
+              <w:spacing w:after="20" w:line="270"/>
+            </w:pPr>
+            <w:r>
+              <w:rPr>
+                <w:rFonts w:ascii="Arial" w:cs="Arial" w:eastAsia="Arial" w:hAnsi="Arial"/>
+                <w:b w:val="false"/>
+                <w:bCs w:val="false"/>
+                <w:color w:val="1D2030"/>
+                <w:sz w:val="19"/>
+                <w:szCs w:val="19"/>
+              </w:rPr>
+              <w:t xml:space="preserve">Пергамент #F8F6F3, графит #262626, лимонный #FFF65D только как фон и один акцент; Inter, JetBrains Mono, Outfit</w:t>
+            </w:r>
+          </w:p>
+        </w:tc>
+        <w:tc>
+          <w:tcPr>
+            <w:tcW w:type="dxa" w:w="3969"/>
+            <w:tcBorders>
+              <w:top w:val="single" w:color="D7DFEB" w:sz="4"/>
+              <w:left w:val="single" w:color="D7DFEB" w:sz="4"/>
+              <w:bottom w:val="single" w:color="D7DFEB" w:sz="4"/>
+              <w:right w:val="single" w:color="D7DFEB" w:sz="4"/>
+            </w:tcBorders>
+            <w:tcMar>
+              <w:top w:type="dxa" w:w="70"/>
+              <w:left w:type="dxa" w:w="110"/>
+              <w:bottom w:type="dxa" w:w="70"/>
+              <w:right w:type="dxa" w:w="110"/>
+            </w:tcMar>
+          </w:tcPr>
+          <w:p>
+            <w:pPr>
+              <w:spacing w:after="20" w:line="270"/>
+            </w:pPr>
+            <w:r>
+              <w:rPr>
+                <w:rFonts w:ascii="Arial" w:cs="Arial" w:eastAsia="Arial" w:hAnsi="Arial"/>
+                <w:b w:val="false"/>
+                <w:bCs w:val="false"/>
+                <w:color w:val="1D2030"/>
+                <w:sz w:val="19"/>
+                <w:szCs w:val="19"/>
+              </w:rPr>
+              <w:t xml:space="preserve">TalkReelPro, brand aura: лимонный маркер на словах, печать-логотип, маскот, панель с роботами, финал как первый экран сайта</w:t>
+            </w:r>
+          </w:p>
+        </w:tc>
+      </w:tr>
+      <w:tr>
+        <w:tc>
+          <w:tcPr>
+            <w:tcW w:type="dxa" w:w="1700"/>
+            <w:tcBorders>
+              <w:top w:val="single" w:color="D7DFEB" w:sz="4"/>
+              <w:left w:val="single" w:color="D7DFEB" w:sz="4"/>
+              <w:bottom w:val="single" w:color="D7DFEB" w:sz="4"/>
+              <w:right w:val="single" w:color="D7DFEB" w:sz="4"/>
+            </w:tcBorders>
+            <w:tcMar>
+              <w:top w:type="dxa" w:w="70"/>
+              <w:left w:type="dxa" w:w="110"/>
+              <w:bottom w:type="dxa" w:w="70"/>
+              <w:right w:type="dxa" w:w="110"/>
+            </w:tcMar>
+          </w:tcPr>
+          <w:p>
+            <w:pPr>
+              <w:spacing w:after="20" w:line="270"/>
+            </w:pPr>
+            <w:r>
+              <w:rPr>
+                <w:rFonts w:ascii="Arial" w:cs="Arial" w:eastAsia="Arial" w:hAnsi="Arial"/>
+                <w:b w:val="false"/>
+                <w:bCs w:val="false"/>
+                <w:color w:val="1D2030"/>
+                <w:sz w:val="19"/>
+                <w:szCs w:val="19"/>
+              </w:rPr>
+              <w:t xml:space="preserve">GTT</w:t>
+            </w:r>
+          </w:p>
+        </w:tc>
+        <w:tc>
+          <w:tcPr>
+            <w:tcW w:type="dxa" w:w="3969"/>
+            <w:tcBorders>
+              <w:top w:val="single" w:color="D7DFEB" w:sz="4"/>
+              <w:left w:val="single" w:color="D7DFEB" w:sz="4"/>
+              <w:bottom w:val="single" w:color="D7DFEB" w:sz="4"/>
+              <w:right w:val="single" w:color="D7DFEB" w:sz="4"/>
+            </w:tcBorders>
+            <w:tcMar>
+              <w:top w:type="dxa" w:w="70"/>
+              <w:left w:type="dxa" w:w="110"/>
+              <w:bottom w:type="dxa" w:w="70"/>
+              <w:right w:type="dxa" w:w="110"/>
+            </w:tcMar>
+          </w:tcPr>
+          <w:p>
+            <w:pPr>
+              <w:spacing w:after="20" w:line="270"/>
+            </w:pPr>
+            <w:r>
+              <w:rPr>
+                <w:rFonts w:ascii="Arial" w:cs="Arial" w:eastAsia="Arial" w:hAnsi="Arial"/>
+                <w:b w:val="false"/>
+                <w:bCs w:val="false"/>
+                <w:color w:val="1D2030"/>
+                <w:sz w:val="19"/>
+                <w:szCs w:val="19"/>
+              </w:rPr>
+              <w:t xml:space="preserve">Белый фон, текст #17171D, единственный акцент — синий #2563EB; Inter. Презентации — #1A73E8 и Sofia Sans</w:t>
+            </w:r>
+          </w:p>
+        </w:tc>
+        <w:tc>
+          <w:tcPr>
+            <w:tcW w:type="dxa" w:w="3969"/>
+            <w:tcBorders>
+              <w:top w:val="single" w:color="D7DFEB" w:sz="4"/>
+              <w:left w:val="single" w:color="D7DFEB" w:sz="4"/>
+              <w:bottom w:val="single" w:color="D7DFEB" w:sz="4"/>
+              <w:right w:val="single" w:color="D7DFEB" w:sz="4"/>
+            </w:tcBorders>
+            <w:tcMar>
+              <w:top w:type="dxa" w:w="70"/>
+              <w:left w:type="dxa" w:w="110"/>
+              <w:bottom w:type="dxa" w:w="70"/>
+              <w:right w:type="dxa" w:w="110"/>
+            </w:tcMar>
+          </w:tcPr>
+          <w:p>
+            <w:pPr>
+              <w:spacing w:after="20" w:line="270"/>
+            </w:pPr>
+            <w:r>
+              <w:rPr>
+                <w:rFonts w:ascii="Arial" w:cs="Arial" w:eastAsia="Arial" w:hAnsi="Arial"/>
+                <w:b w:val="false"/>
+                <w:bCs w:val="false"/>
+                <w:color w:val="1D2030"/>
+                <w:sz w:val="19"/>
+                <w:szCs w:val="19"/>
+              </w:rPr>
+              <w:t xml:space="preserve">Светлый framed (Reel, TextReel) и TalkReelPro: живой логотип-пирамида, синие акценты, финал с телефоном и сайтом</w:t>
+            </w:r>
+          </w:p>
+        </w:tc>
+      </w:tr>
+      <w:tr>
+        <w:tc>
+          <w:tcPr>
+            <w:tcW w:type="dxa" w:w="1700"/>
+            <w:tcBorders>
+              <w:top w:val="single" w:color="D7DFEB" w:sz="4"/>
+              <w:left w:val="single" w:color="D7DFEB" w:sz="4"/>
+              <w:bottom w:val="single" w:color="D7DFEB" w:sz="4"/>
+              <w:right w:val="single" w:color="D7DFEB" w:sz="4"/>
+            </w:tcBorders>
+            <w:tcMar>
+              <w:top w:type="dxa" w:w="70"/>
+              <w:left w:type="dxa" w:w="110"/>
+              <w:bottom w:type="dxa" w:w="70"/>
+              <w:right w:type="dxa" w:w="110"/>
+            </w:tcMar>
+          </w:tcPr>
+          <w:p>
+            <w:pPr>
+              <w:spacing w:after="20" w:line="270"/>
+            </w:pPr>
+            <w:r>
+              <w:rPr>
+                <w:rFonts w:ascii="Arial" w:cs="Arial" w:eastAsia="Arial" w:hAnsi="Arial"/>
+                <w:b w:val="false"/>
+                <w:bCs w:val="false"/>
+                <w:color w:val="1D2030"/>
+                <w:sz w:val="19"/>
+                <w:szCs w:val="19"/>
+              </w:rPr>
+              <w:t xml:space="preserve">OSTAPDOTCENKO</w:t>
+            </w:r>
+          </w:p>
+        </w:tc>
+        <w:tc>
+          <w:tcPr>
+            <w:tcW w:type="dxa" w:w="3969"/>
+            <w:tcBorders>
+              <w:top w:val="single" w:color="D7DFEB" w:sz="4"/>
+              <w:left w:val="single" w:color="D7DFEB" w:sz="4"/>
+              <w:bottom w:val="single" w:color="D7DFEB" w:sz="4"/>
+              <w:right w:val="single" w:color="D7DFEB" w:sz="4"/>
+            </w:tcBorders>
+            <w:tcMar>
+              <w:top w:type="dxa" w:w="70"/>
+              <w:left w:type="dxa" w:w="110"/>
+              <w:bottom w:type="dxa" w:w="70"/>
+              <w:right w:type="dxa" w:w="110"/>
+            </w:tcMar>
+          </w:tcPr>
+          <w:p>
+            <w:pPr>
+              <w:spacing w:after="20" w:line="270"/>
+            </w:pPr>
+            <w:r>
+              <w:rPr>
+                <w:rFonts w:ascii="Arial" w:cs="Arial" w:eastAsia="Arial" w:hAnsi="Arial"/>
+                <w:b w:val="false"/>
+                <w:bCs w:val="false"/>
+                <w:color w:val="1D2030"/>
+                <w:sz w:val="19"/>
+                <w:szCs w:val="19"/>
+              </w:rPr>
+              <w:t xml:space="preserve">Нео-брутализм: кость #EDEAE2, чернила #191922, маркер #FFD92E; квадратные углы, жёсткие тени; Unbounded, Golos Text, JetBrains Mono</w:t>
+            </w:r>
+          </w:p>
+        </w:tc>
+        <w:tc>
+          <w:tcPr>
+            <w:tcW w:type="dxa" w:w="3969"/>
+            <w:tcBorders>
+              <w:top w:val="single" w:color="D7DFEB" w:sz="4"/>
+              <w:left w:val="single" w:color="D7DFEB" w:sz="4"/>
+              <w:bottom w:val="single" w:color="D7DFEB" w:sz="4"/>
+              <w:right w:val="single" w:color="D7DFEB" w:sz="4"/>
+            </w:tcBorders>
+            <w:tcMar>
+              <w:top w:type="dxa" w:w="70"/>
+              <w:left w:type="dxa" w:w="110"/>
+              <w:bottom w:type="dxa" w:w="70"/>
+              <w:right w:type="dxa" w:w="110"/>
+            </w:tcMar>
+          </w:tcPr>
+          <w:p>
+            <w:pPr>
+              <w:spacing w:after="20" w:line="270"/>
+            </w:pPr>
+            <w:r>
+              <w:rPr>
+                <w:rFonts w:ascii="Arial" w:cs="Arial" w:eastAsia="Arial" w:hAnsi="Arial"/>
+                <w:b w:val="false"/>
+                <w:bCs w:val="false"/>
+                <w:color w:val="1D2030"/>
+                <w:sz w:val="19"/>
+                <w:szCs w:val="19"/>
+              </w:rPr>
+              <w:t xml:space="preserve">Шаблон на выборе: Personal-* в MyFirst или третий бренд в VIDEO-HUB</w:t>
+            </w:r>
+          </w:p>
+        </w:tc>
+      </w:tr>
+    </w:tbl>
+    <w:p>
+      <w:pPr>
+        <w:spacing w:after="120"/>
+      </w:pPr>
     </w:p>
     <w:p>
       <w:pPr>
@@ -5418,6 +6127,74 @@
                 <w:szCs w:val="19"/>
               </w:rPr>
               <w:t xml:space="preserve">Команды пульта: queue, prepare, check, publish, archive, image-request (логику добавим следующим шагом)</w:t>
+            </w:r>
+          </w:p>
+        </w:tc>
+      </w:tr>
+      <w:tr>
+        <w:tc>
+          <w:tcPr>
+            <w:tcW w:type="dxa" w:w="3200"/>
+            <w:tcBorders>
+              <w:top w:val="single" w:color="D7DFEB" w:sz="4"/>
+              <w:left w:val="single" w:color="D7DFEB" w:sz="4"/>
+              <w:bottom w:val="single" w:color="D7DFEB" w:sz="4"/>
+              <w:right w:val="single" w:color="D7DFEB" w:sz="4"/>
+            </w:tcBorders>
+            <w:tcMar>
+              <w:top w:type="dxa" w:w="70"/>
+              <w:left w:type="dxa" w:w="110"/>
+              <w:bottom w:type="dxa" w:w="70"/>
+              <w:right w:type="dxa" w:w="110"/>
+            </w:tcMar>
+          </w:tcPr>
+          <w:p>
+            <w:pPr>
+              <w:spacing w:after="20" w:line="270"/>
+            </w:pPr>
+            <w:r>
+              <w:rPr>
+                <w:rFonts w:ascii="Arial" w:cs="Arial" w:eastAsia="Arial" w:hAnsi="Arial"/>
+                <w:b w:val="false"/>
+                <w:bCs w:val="false"/>
+                <w:color w:val="1D2030"/>
+                <w:sz w:val="19"/>
+                <w:szCs w:val="19"/>
+              </w:rPr>
+              <w:t xml:space="preserve">CONTROL/VIDEO-RULES.md</w:t>
+            </w:r>
+          </w:p>
+        </w:tc>
+        <w:tc>
+          <w:tcPr>
+            <w:tcW w:type="dxa" w:w="6438"/>
+            <w:tcBorders>
+              <w:top w:val="single" w:color="D7DFEB" w:sz="4"/>
+              <w:left w:val="single" w:color="D7DFEB" w:sz="4"/>
+              <w:bottom w:val="single" w:color="D7DFEB" w:sz="4"/>
+              <w:right w:val="single" w:color="D7DFEB" w:sz="4"/>
+            </w:tcBorders>
+            <w:tcMar>
+              <w:top w:type="dxa" w:w="70"/>
+              <w:left w:type="dxa" w:w="110"/>
+              <w:bottom w:type="dxa" w:w="70"/>
+              <w:right w:type="dxa" w:w="110"/>
+            </w:tcMar>
+          </w:tcPr>
+          <w:p>
+            <w:pPr>
+              <w:spacing w:after="20" w:line="270"/>
+            </w:pPr>
+            <w:r>
+              <w:rPr>
+                <w:rFonts w:ascii="Arial" w:cs="Arial" w:eastAsia="Arial" w:hAnsi="Arial"/>
+                <w:b w:val="false"/>
+                <w:bCs w:val="false"/>
+                <w:color w:val="1D2030"/>
+                <w:sz w:val="19"/>
+                <w:szCs w:val="19"/>
+              </w:rPr>
+              <w:t xml:space="preserve">Общие правила роликов для всех проектов</w:t>
             </w:r>
           </w:p>
         </w:tc>
@@ -8771,7 +9548,7 @@
                 <w:sz w:val="19"/>
                 <w:szCs w:val="19"/>
               </w:rPr>
-              <w:t xml:space="preserve">Правила проектов и сетей (RULES.md)</w:t>
+              <w:t xml:space="preserve">Черновики правил проектов: RULES.md, BRAND/, VIDEO.md, правила сетей, общие правила роликов</w:t>
             </w:r>
           </w:p>
         </w:tc>
@@ -8804,7 +9581,75 @@
                 <w:sz w:val="19"/>
                 <w:szCs w:val="19"/>
               </w:rPr>
-              <w:t xml:space="preserve">заполняем вместе</w:t>
+              <w:t xml:space="preserve">готово</w:t>
+            </w:r>
+          </w:p>
+        </w:tc>
+      </w:tr>
+      <w:tr>
+        <w:tc>
+          <w:tcPr>
+            <w:tcW w:type="dxa" w:w="7000"/>
+            <w:tcBorders>
+              <w:top w:val="single" w:color="D7DFEB" w:sz="4"/>
+              <w:left w:val="single" w:color="D7DFEB" w:sz="4"/>
+              <w:bottom w:val="single" w:color="D7DFEB" w:sz="4"/>
+              <w:right w:val="single" w:color="D7DFEB" w:sz="4"/>
+            </w:tcBorders>
+            <w:tcMar>
+              <w:top w:type="dxa" w:w="70"/>
+              <w:left w:type="dxa" w:w="110"/>
+              <w:bottom w:type="dxa" w:w="70"/>
+              <w:right w:type="dxa" w:w="110"/>
+            </w:tcMar>
+          </w:tcPr>
+          <w:p>
+            <w:pPr>
+              <w:spacing w:after="20" w:line="270"/>
+            </w:pPr>
+            <w:r>
+              <w:rPr>
+                <w:rFonts w:ascii="Arial" w:cs="Arial" w:eastAsia="Arial" w:hAnsi="Arial"/>
+                <w:b w:val="false"/>
+                <w:bCs w:val="false"/>
+                <w:color w:val="1D2030"/>
+                <w:sz w:val="19"/>
+                <w:szCs w:val="19"/>
+              </w:rPr>
+              <w:t xml:space="preserve">Согласование черновиков и ответы на вопросы</w:t>
+            </w:r>
+          </w:p>
+        </w:tc>
+        <w:tc>
+          <w:tcPr>
+            <w:tcW w:type="dxa" w:w="2638"/>
+            <w:tcBorders>
+              <w:top w:val="single" w:color="D7DFEB" w:sz="4"/>
+              <w:left w:val="single" w:color="D7DFEB" w:sz="4"/>
+              <w:bottom w:val="single" w:color="D7DFEB" w:sz="4"/>
+              <w:right w:val="single" w:color="D7DFEB" w:sz="4"/>
+            </w:tcBorders>
+            <w:tcMar>
+              <w:top w:type="dxa" w:w="70"/>
+              <w:left w:type="dxa" w:w="110"/>
+              <w:bottom w:type="dxa" w:w="70"/>
+              <w:right w:type="dxa" w:w="110"/>
+            </w:tcMar>
+          </w:tcPr>
+          <w:p>
+            <w:pPr>
+              <w:spacing w:after="20" w:line="270"/>
+            </w:pPr>
+            <w:r>
+              <w:rPr>
+                <w:rFonts w:ascii="Arial" w:cs="Arial" w:eastAsia="Arial" w:hAnsi="Arial"/>
+                <w:b w:val="false"/>
+                <w:bCs w:val="false"/>
+                <w:color w:val="1D2030"/>
+                <w:sz w:val="19"/>
+                <w:szCs w:val="19"/>
+              </w:rPr>
+              <w:t xml:space="preserve">с владельцем</w:t>
             </w:r>
           </w:p>
         </w:tc>

--- a/DOCS/POST-HUB_архитектура-и-правила.docx
+++ b/DOCS/POST-HUB_архитектура-и-правила.docx
@@ -4458,6 +4458,25 @@
     </w:p>
     <w:p>
       <w:pPr>
+        <w:pStyle w:val="ListParagraph"/>
+        <w:numPr>
+          <w:ilvl w:val="0"/>
+          <w:numId w:val="4"/>
+        </w:numPr>
+        <w:spacing w:after="60" w:line="290"/>
+      </w:pPr>
+      <w:r>
+        <w:rPr>
+          <w:rFonts w:ascii="Arial" w:cs="Arial" w:eastAsia="Arial" w:hAnsi="Arial"/>
+          <w:color w:val="1D2030"/>
+          <w:sz w:val="22"/>
+          <w:szCs w:val="22"/>
+        </w:rPr>
+        <w:t xml:space="preserve">Исключения утверждает владелец и записывает в правилах проекта. Сейчас одно: Facebook и LinkedIn ostapdotcenko повторяют статью блога (решение от 10.10.2026).</w:t>
+      </w:r>
+    </w:p>
+    <w:p>
+      <w:pPr>
         <w:pStyle w:val="Heading1"/>
         <w:spacing w:after="160" w:before="360"/>
       </w:pPr>
@@ -5078,7 +5097,7 @@
           <w:sz w:val="21"/>
           <w:szCs w:val="21"/>
         </w:rPr>
-        <w:t xml:space="preserve">Правила проектов собраны 10.10.2026 из действующих репозиториев (редполитика, правила сайтов, VIDEO-HUB) и помечены «Черновик на согласовании». У каждого пункта указан источник. Пункты из раздела «Вопросы на согласование» не окончательные, пока владелец их не утвердил.</w:t>
+        <w:t xml:space="preserve">Правила проектов собраны 10.10.2026 из действующих репозиториев (редполитика, правила сайтов, VIDEO-HUB) и помечены «Черновик на согласовании». У каждого пункта указан источник. Решения владельца отмечены [П] и собраны в разделе «Решения пользователя»; пункты из «Открытых вопросов» не окончательные.</w:t>
       </w:r>
     </w:p>
     <w:p>
@@ -5529,7 +5548,7 @@
                 <w:sz w:val="19"/>
                 <w:szCs w:val="19"/>
               </w:rPr>
-              <w:t xml:space="preserve">Шаблон на выборе: Personal-* в MyFirst или третий бренд в VIDEO-HUB</w:t>
+              <w:t xml:space="preserve">Третий бренд в VIDEO-HUB, фон «костяной», как на сайте (решение 10.10.2026; бренд ещё нужно собрать)</w:t>
             </w:r>
           </w:p>
         </w:tc>

--- a/DOCS/POST-HUB_архитектура-и-правила.docx
+++ b/DOCS/POST-HUB_архитектура-и-правила.docx
@@ -3711,6 +3711,83 @@
           <w:sz w:val="22"/>
           <w:szCs w:val="22"/>
         </w:rPr>
+        <w:t xml:space="preserve">Если время выхода уже назначено (например, в плане владельца), в запасе тоже </w:t>
+      </w:r>
+      <w:r>
+        <w:rPr>
+          <w:rFonts w:ascii="Arial" w:cs="Arial" w:eastAsia="Arial" w:hAnsi="Arial"/>
+          <w:b/>
+          <w:bCs/>
+          <w:color w:val="1D2030"/>
+          <w:sz w:val="22"/>
+          <w:szCs w:val="22"/>
+        </w:rPr>
+        <w:t xml:space="preserve">ГГГГ-ММ-ДД_ЧЧММ_тема.md</w:t>
+      </w:r>
+      <w:r>
+        <w:rPr>
+          <w:rFonts w:ascii="Arial" w:cs="Arial" w:eastAsia="Arial" w:hAnsi="Arial"/>
+          <w:color w:val="1D2030"/>
+          <w:sz w:val="22"/>
+          <w:szCs w:val="22"/>
+        </w:rPr>
+        <w:t xml:space="preserve"> — файлы стоят по порядку выхода.</w:t>
+      </w:r>
+    </w:p>
+    <w:p>
+      <w:pPr>
+        <w:pStyle w:val="ListParagraph"/>
+        <w:numPr>
+          <w:ilvl w:val="0"/>
+          <w:numId w:val="4"/>
+        </w:numPr>
+        <w:spacing w:after="60" w:line="290"/>
+      </w:pPr>
+      <w:r>
+        <w:rPr>
+          <w:rFonts w:ascii="Arial" w:cs="Arial" w:eastAsia="Arial" w:hAnsi="Arial"/>
+          <w:color w:val="1D2030"/>
+          <w:sz w:val="22"/>
+          <w:szCs w:val="22"/>
+        </w:rPr>
+        <w:t xml:space="preserve">Текст в запасе — Markdown: сверху шапка (номер в плане, дата, время, рубрика, заголовок, ссылка на оригинал), ниже — текст как есть. Статья блога ostapdotcenko — три файла: .ru.md, .en.md, .zh.md.</w:t>
+      </w:r>
+    </w:p>
+    <w:p>
+      <w:pPr>
+        <w:pStyle w:val="ListParagraph"/>
+        <w:numPr>
+          <w:ilvl w:val="0"/>
+          <w:numId w:val="4"/>
+        </w:numPr>
+        <w:spacing w:after="60" w:line="290"/>
+      </w:pPr>
+      <w:r>
+        <w:rPr>
+          <w:rFonts w:ascii="Arial" w:cs="Arial" w:eastAsia="Arial" w:hAnsi="Arial"/>
+          <w:color w:val="1D2030"/>
+          <w:sz w:val="22"/>
+          <w:szCs w:val="22"/>
+        </w:rPr>
+        <w:t xml:space="preserve">Оригиналы файлов от владельца — CONTROL/SOURCES/ГГГГ-ММ-ДД_тема/: как прислали, не меняются и не удаляются. Тексты владельца не переписываются без его согласия.</w:t>
+      </w:r>
+    </w:p>
+    <w:p>
+      <w:pPr>
+        <w:pStyle w:val="ListParagraph"/>
+        <w:numPr>
+          <w:ilvl w:val="0"/>
+          <w:numId w:val="4"/>
+        </w:numPr>
+        <w:spacing w:after="60" w:line="290"/>
+      </w:pPr>
+      <w:r>
+        <w:rPr>
+          <w:rFonts w:ascii="Arial" w:cs="Arial" w:eastAsia="Arial" w:hAnsi="Arial"/>
+          <w:color w:val="1D2030"/>
+          <w:sz w:val="22"/>
+          <w:szCs w:val="22"/>
+        </w:rPr>
         <w:t xml:space="preserve">Тема — латиницей через дефис. </w:t>
       </w:r>
       <w:r>
@@ -6010,6 +6087,74 @@
                 <w:szCs w:val="19"/>
               </w:rPr>
               <w:t xml:space="preserve">Выполненные задания — с итогом и ссылкой на результат</w:t>
+            </w:r>
+          </w:p>
+        </w:tc>
+      </w:tr>
+      <w:tr>
+        <w:tc>
+          <w:tcPr>
+            <w:tcW w:type="dxa" w:w="3200"/>
+            <w:tcBorders>
+              <w:top w:val="single" w:color="D7DFEB" w:sz="4"/>
+              <w:left w:val="single" w:color="D7DFEB" w:sz="4"/>
+              <w:bottom w:val="single" w:color="D7DFEB" w:sz="4"/>
+              <w:right w:val="single" w:color="D7DFEB" w:sz="4"/>
+            </w:tcBorders>
+            <w:tcMar>
+              <w:top w:type="dxa" w:w="70"/>
+              <w:left w:type="dxa" w:w="110"/>
+              <w:bottom w:type="dxa" w:w="70"/>
+              <w:right w:type="dxa" w:w="110"/>
+            </w:tcMar>
+          </w:tcPr>
+          <w:p>
+            <w:pPr>
+              <w:spacing w:after="20" w:line="270"/>
+            </w:pPr>
+            <w:r>
+              <w:rPr>
+                <w:rFonts w:ascii="Arial" w:cs="Arial" w:eastAsia="Arial" w:hAnsi="Arial"/>
+                <w:b w:val="false"/>
+                <w:bCs w:val="false"/>
+                <w:color w:val="1D2030"/>
+                <w:sz w:val="19"/>
+                <w:szCs w:val="19"/>
+              </w:rPr>
+              <w:t xml:space="preserve">CONTROL/SOURCES/</w:t>
+            </w:r>
+          </w:p>
+        </w:tc>
+        <w:tc>
+          <w:tcPr>
+            <w:tcW w:type="dxa" w:w="6438"/>
+            <w:tcBorders>
+              <w:top w:val="single" w:color="D7DFEB" w:sz="4"/>
+              <w:left w:val="single" w:color="D7DFEB" w:sz="4"/>
+              <w:bottom w:val="single" w:color="D7DFEB" w:sz="4"/>
+              <w:right w:val="single" w:color="D7DFEB" w:sz="4"/>
+            </w:tcBorders>
+            <w:tcMar>
+              <w:top w:type="dxa" w:w="70"/>
+              <w:left w:type="dxa" w:w="110"/>
+              <w:bottom w:type="dxa" w:w="70"/>
+              <w:right w:type="dxa" w:w="110"/>
+            </w:tcMar>
+          </w:tcPr>
+          <w:p>
+            <w:pPr>
+              <w:spacing w:after="20" w:line="270"/>
+            </w:pPr>
+            <w:r>
+              <w:rPr>
+                <w:rFonts w:ascii="Arial" w:cs="Arial" w:eastAsia="Arial" w:hAnsi="Arial"/>
+                <w:b w:val="false"/>
+                <w:bCs w:val="false"/>
+                <w:color w:val="1D2030"/>
+                <w:sz w:val="19"/>
+                <w:szCs w:val="19"/>
+              </w:rPr>
+              <w:t xml:space="preserve">Оригиналы файлов от владельца — как прислали, не меняются и не удаляются</w:t>
             </w:r>
           </w:p>
         </w:tc>

--- a/DOCS/POST-HUB_архитектура-и-правила.docx
+++ b/DOCS/POST-HUB_архитектура-и-правила.docx
@@ -6290,7 +6290,7 @@
                 <w:sz w:val="19"/>
                 <w:szCs w:val="19"/>
               </w:rPr>
-              <w:t xml:space="preserve">Команды пульта: queue, prepare, check, publish, archive, image-request (логику добавим следующим шагом)</w:t>
+              <w:t xml:space="preserve">Команды пульта: publish (готово: publish.py + адаптер net_instagram.py), queue, prepare, check, image-request</w:t>
             </w:r>
           </w:p>
         </w:tc>
@@ -7456,7 +7456,7 @@
           <w:sz w:val="22"/>
           <w:szCs w:val="22"/>
         </w:rPr>
-        <w:t xml:space="preserve">Публикацию будут делать скрипты по расписанию (GitHub Actions или сервер владельца) — без участия агента. Время публикаций и подключения (коннекторы) к каждой сети настраиваются позже, в RULES.md сети.</w:t>
+        <w:t xml:space="preserve">Публикуют скрипты по расписанию — без участия агента: CONTROL/TOOLS/publish.py, его каждый час запускает GitHub Actions (publish.yml). Он берёт из READY посты, время которых наступило, публикует через адаптер сети (первым подключён Instagram — net_instagram.py), переносит в PUBLISHED и пишет info.json. Доступы — только секреты GitHub (IG_TOKEN_&lt;ПРОЕКТ&gt;), стоп-кран — CONTROL/PUBLISHING.yaml (pause: true). Время публикаций — в RULES.md сети.</w:t>
       </w:r>
     </w:p>
     <w:tbl>
@@ -9848,7 +9848,75 @@
                 <w:sz w:val="19"/>
                 <w:szCs w:val="19"/>
               </w:rPr>
-              <w:t xml:space="preserve">Команды пульта: queue, prepare, check, publish, archive, image-request</w:t>
+              <w:t xml:space="preserve">Публикация по расписанию: publish.py + publish.yml (Instagram)</w:t>
+            </w:r>
+          </w:p>
+        </w:tc>
+        <w:tc>
+          <w:tcPr>
+            <w:tcW w:type="dxa" w:w="2638"/>
+            <w:tcBorders>
+              <w:top w:val="single" w:color="D7DFEB" w:sz="4"/>
+              <w:left w:val="single" w:color="D7DFEB" w:sz="4"/>
+              <w:bottom w:val="single" w:color="D7DFEB" w:sz="4"/>
+              <w:right w:val="single" w:color="D7DFEB" w:sz="4"/>
+            </w:tcBorders>
+            <w:tcMar>
+              <w:top w:type="dxa" w:w="70"/>
+              <w:left w:type="dxa" w:w="110"/>
+              <w:bottom w:type="dxa" w:w="70"/>
+              <w:right w:type="dxa" w:w="110"/>
+            </w:tcMar>
+          </w:tcPr>
+          <w:p>
+            <w:pPr>
+              <w:spacing w:after="20" w:line="270"/>
+            </w:pPr>
+            <w:r>
+              <w:rPr>
+                <w:rFonts w:ascii="Arial" w:cs="Arial" w:eastAsia="Arial" w:hAnsi="Arial"/>
+                <w:b w:val="false"/>
+                <w:bCs w:val="false"/>
+                <w:color w:val="1D2030"/>
+                <w:sz w:val="19"/>
+                <w:szCs w:val="19"/>
+              </w:rPr>
+              <w:t xml:space="preserve">готово, ждёт токены</w:t>
+            </w:r>
+          </w:p>
+        </w:tc>
+      </w:tr>
+      <w:tr>
+        <w:tc>
+          <w:tcPr>
+            <w:tcW w:type="dxa" w:w="7000"/>
+            <w:tcBorders>
+              <w:top w:val="single" w:color="D7DFEB" w:sz="4"/>
+              <w:left w:val="single" w:color="D7DFEB" w:sz="4"/>
+              <w:bottom w:val="single" w:color="D7DFEB" w:sz="4"/>
+              <w:right w:val="single" w:color="D7DFEB" w:sz="4"/>
+            </w:tcBorders>
+            <w:tcMar>
+              <w:top w:type="dxa" w:w="70"/>
+              <w:left w:type="dxa" w:w="110"/>
+              <w:bottom w:type="dxa" w:w="70"/>
+              <w:right w:type="dxa" w:w="110"/>
+            </w:tcMar>
+          </w:tcPr>
+          <w:p>
+            <w:pPr>
+              <w:spacing w:after="20" w:line="270"/>
+            </w:pPr>
+            <w:r>
+              <w:rPr>
+                <w:rFonts w:ascii="Arial" w:cs="Arial" w:eastAsia="Arial" w:hAnsi="Arial"/>
+                <w:b w:val="false"/>
+                <w:bCs w:val="false"/>
+                <w:color w:val="1D2030"/>
+                <w:sz w:val="19"/>
+                <w:szCs w:val="19"/>
+              </w:rPr>
+              <w:t xml:space="preserve">Команды пульта: queue, prepare, check, image-request</w:t>
             </w:r>
           </w:p>
         </w:tc>
